--- a/notes/session-09-notes.docx
+++ b/notes/session-09-notes.docx
@@ -695,7 +695,7 @@
           <w:sz w:val="22"/>
           <w:szCs w:val="22"/>
         </w:rPr>
-        <w:t xml:space="preserve">The logic under the pattern: what is full of itself has no room for grace (the elder brothers fail by self-sufficiency, in Grimm and in Luke 15 alike). Then Pageau's geography, which is new on this slide: the youngest son, the fool, the widow, and the leper all live at the margin, and Scripture keeps moving the margin to the center. The stone the builders rejected did not stay in the ditch. Then 2 Corinthians 12:9 and the summit: Bethlehem, least of the clans of Judah; Nazareth, 'can anything good come from there?'; a manger, a carpenter, a cross. The Least Likely One was the Hero all along, which week ten will crown.</w:t>
+        <w:t>The logic under the pattern: what is full of itself has no room for grace (the elder brothers fail by self-sufficiency, in Grimm and in Luke 15 alike). Then notice where these figures stand: the youngest son, the fool, the widow, and the leper all live at the margin, and Scripture keeps moving the margin to the center. The stone the builders rejected did not stay in the ditch. Then 2 Corinthians 12:9 and the summit: Bethlehem, least of the clans of Judah; Nazareth, 'can anything good come from there?'; a manger, a carpenter, a cross. The Least Likely One was the Hero all along, which week ten will crown.</w:t>
       </w:r>
     </w:p>
     <w:p>
@@ -1191,25 +1191,25 @@
           <w:sz w:val="22"/>
           <w:szCs w:val="22"/>
         </w:rPr>
-        <w:t xml:space="preserve">Peterson observes that in many traditions the fool is the precursor to the savior: the one willing to look foolish, to be a beginner, is the one who can grow. Useful psychological echo; the course grounds it higher: God's deliberate choice of the lowly, for his glory and our rescue.</w:t>
-      </w:r>
-    </w:p>
-    <w:p>
-      <w:pPr>
-        <w:pStyle w:val="ListParagraph"/>
-        <w:numPr>
-          <w:ilvl w:val="0"/>
-          <w:numId w:val="2"/>
-        </w:numPr>
-        <w:spacing w:after="100" w:line="290"/>
-      </w:pPr>
-      <w:r>
-        <w:rPr>
-          <w:rFonts w:ascii="Georgia" w:cs="Georgia" w:eastAsia="Georgia" w:hAnsi="Georgia"/>
-          <w:sz w:val="22"/>
-          <w:szCs w:val="22"/>
-        </w:rPr>
-        <w:t xml:space="preserve">Pageau's version of the same pattern is spatial rather than psychological: reality has a center and a periphery, and Scripture's habit is to reverse them. The younger son, the barren woman, the foreigner, the shepherd boy, the fishermen: the story keeps reaching past the obvious center and drawing someone in from the edge. Psalm 118:22 states it as a principle and Jesus applies it to himself (Matthew 21:42): the stone the builders rejected has become the cornerstone, which is the margin becoming the center in one sentence. This is the same reversal at work in session 10, where the King who comes from the wrong town takes the throne.</w:t>
+        <w:t>The fool in a story often becomes capable of growth because he is willing to be a beginner. That is a useful picture of humility, but the biblical claim goes deeper than teachability: God deliberately chooses the lowly, for his glory and our rescue (1 Corinthians 1:26-29).</w:t>
+      </w:r>
+    </w:p>
+    <w:p>
+      <w:pPr>
+        <w:pStyle w:val="ListParagraph"/>
+        <w:numPr>
+          <w:ilvl w:val="0"/>
+          <w:numId w:val="2"/>
+        </w:numPr>
+        <w:spacing w:after="100" w:line="290"/>
+      </w:pPr>
+      <w:r>
+        <w:rPr>
+          <w:rFonts w:ascii="Georgia" w:cs="Georgia" w:eastAsia="Georgia" w:hAnsi="Georgia"/>
+          <w:sz w:val="22"/>
+          <w:szCs w:val="22"/>
+        </w:rPr>
+        <w:t>The pattern also has a geography: those at the margins are brought to the center. The younger son, the barren woman, the foreigner, the shepherd boy, the fishermen: the story keeps reaching past the obvious center and drawing someone in from the edge. Psalm 118:22 states it as a principle and Jesus applies it to himself (Matthew 21:42): the stone the builders rejected has become the cornerstone, which is the margin becoming the center in one sentence. This is the same reversal at work in session 10, where the King who comes from the wrong town takes the throne.</w:t>
       </w:r>
     </w:p>
     <w:p>

--- a/notes/session-09-notes.docx
+++ b/notes/session-09-notes.docx
@@ -75,6 +75,16 @@
       </w:r>
     </w:p>
     <w:p>
+      <w:pPr/>
+      <w:r>
+        <w:rPr>
+          <w:rFonts w:ascii="Georgia" w:hAnsi="Georgia"/>
+          <w:sz w:val="22"/>
+        </w:rPr>
+        <w:t>Presentation controls: Use Slides to jump directly to a numbered slide, Notes to open this document, F for fullscreen, and B to blank or restore the screen. Resume teaching on the home screen returns to the last saved position in this browser. On-screen slide numbers match these notes. Keep private notes on a separate device or display.</w:t>
+      </w:r>
+    </w:p>
+    <w:p>
       <w:pPr>
         <w:pStyle w:val="Heading1"/>
         <w:spacing w:after="160" w:before="360"/>
@@ -515,6 +525,7 @@
       </w:r>
     </w:p>
     <w:p>
+      <w:bookmarkStart w:id="1002" w:name="s09_story_openings"/>
       <w:pPr>
         <w:spacing w:after="160" w:line="300"/>
       </w:pPr>
@@ -536,8 +547,10 @@
         </w:rPr>
         <w:t xml:space="preserve">The Grimm youngest, Cinderella, Sam. Read with warmth; these are the room's childhood friends.</w:t>
       </w:r>
-    </w:p>
-    <w:p>
+      <w:bookmarkEnd w:id="1002"/>
+    </w:p>
+    <w:p>
+      <w:bookmarkStart w:id="1003" w:name="s09_the_fairy_tales_are_unanimous"/>
       <w:pPr>
         <w:spacing w:after="160" w:line="300"/>
       </w:pPr>
@@ -559,8 +572,10 @@
         </w:rPr>
         <w:t xml:space="preserve">Press the strangeness: why would every culture crown its fools and cinder-girls? Stories that lie about reality die out (week 2); this rule survived everywhere. It must be telling the truth about something. Include the boy in green for the gamers: a kid from a small village, chosen over every knight in the kingdom.</w:t>
       </w:r>
-    </w:p>
-    <w:p>
+      <w:bookmarkEnd w:id="1003"/>
+    </w:p>
+    <w:p>
+      <w:bookmarkStart w:id="1004" w:name="s09_the_story_always_chooses_the_one_nob"/>
       <w:pPr>
         <w:spacing w:after="160" w:line="300"/>
       </w:pPr>
@@ -582,8 +597,10 @@
         </w:rPr>
         <w:t xml:space="preserve">Say it together. Note it carefully: not 'the story chooses the worthless one.' The overlooked one always has what the impressive ones lack: kindness, loyalty, willingness. The world mismeasures; the story remeasures.</w:t>
       </w:r>
-    </w:p>
-    <w:p>
+      <w:bookmarkEnd w:id="1004"/>
+    </w:p>
+    <w:p>
+      <w:bookmarkStart w:id="1005" w:name="s09_tolkien_s_real_hero_is_the_gardener"/>
       <w:pPr>
         <w:spacing w:after="160" w:line="300"/>
       </w:pPr>
@@ -605,8 +622,10 @@
         </w:rPr>
         <w:t xml:space="preserve">Tolkien in his letters called Sam 'the chief hero' of The Lord of the Rings. A gardener, a servant, comic relief for two books, and then the quest lives or dies on his back. Quote the line and let it land: I can't carry it for you, but I can carry you.</w:t>
       </w:r>
-    </w:p>
-    <w:p>
+      <w:bookmarkEnd w:id="1005"/>
+    </w:p>
+    <w:p>
+      <w:bookmarkStart w:id="1006" w:name="s09_seven_brothers_pass_the_eighth_is_wi"/>
       <w:pPr>
         <w:spacing w:after="160" w:line="300"/>
       </w:pPr>
@@ -628,8 +647,10 @@
         </w:rPr>
         <w:t xml:space="preserve">Tell 1 Samuel 16 as theater: Jesse parades seven sons tallest-first; Samuel, prophet though he is, nearly anoints the wrong one; the chosen son was not even invited in from the sheep. God's casting call ignored the family's own ranking.</w:t>
       </w:r>
-    </w:p>
-    <w:p>
+      <w:bookmarkEnd w:id="1006"/>
+    </w:p>
+    <w:p>
+      <w:bookmarkStart w:id="1007" w:name="s09_1_samuel_16_7_niv"/>
       <w:pPr>
         <w:spacing w:after="160" w:line="300"/>
       </w:pPr>
@@ -651,8 +672,10 @@
         </w:rPr>
         <w:t xml:space="preserve">The verse the whole Old Testament keeps illustrating. Note verse 6: Samuel looked at Eliab and thought 'surely.' If a prophet holding the anointing horn can mismeasure, so can we. Ask: who have we 'surely'-ed past?</w:t>
       </w:r>
-    </w:p>
-    <w:p>
+      <w:bookmarkEnd w:id="1007"/>
+    </w:p>
+    <w:p>
+      <w:bookmarkStart w:id="1008" w:name="s09_1_corinthians_1_26_27_niv"/>
       <w:pPr>
         <w:spacing w:after="160" w:line="300"/>
       </w:pPr>
@@ -674,8 +697,10 @@
         </w:rPr>
         <w:t xml:space="preserve">Paul writes to an actual congregation: look around, not many wise, influential, or noble. And then the stunning claim: God chose this way on purpose, so that no one may boast. The fairy-tale rule is church membership policy. Let the room look around and smile.</w:t>
       </w:r>
-    </w:p>
-    <w:p>
+      <w:bookmarkEnd w:id="1008"/>
+    </w:p>
+    <w:p>
+      <w:bookmarkStart w:id="1009" w:name="s09_why_the_least_likely"/>
       <w:pPr>
         <w:spacing w:after="160" w:line="300"/>
       </w:pPr>
@@ -697,8 +722,32 @@
         </w:rPr>
         <w:t>The logic under the pattern: what is full of itself has no room for grace (the elder brothers fail by self-sufficiency, in Grimm and in Luke 15 alike). Then notice where these figures stand: the youngest son, the fool, the widow, and the leper all live at the margin, and Scripture keeps moving the margin to the center. The stone the builders rejected did not stay in the ditch. Then 2 Corinthians 12:9 and the summit: Bethlehem, least of the clans of Judah; Nazareth, 'can anything good come from there?'; a manger, a carpenter, a cross. The Least Likely One was the Hero all along, which week ten will crown.</w:t>
       </w:r>
-    </w:p>
-    <w:p>
+      <w:bookmarkEnd w:id="1009"/>
+      <w:r>
+        <w:rPr>
+          <w:rFonts w:ascii="Georgia" w:hAnsi="Georgia"/>
+          <w:b/>
+          <w:sz w:val="22"/>
+        </w:rPr>
+        <w:t xml:space="preserve"> Expanded explanation retained from the presentation: </w:t>
+      </w:r>
+      <w:r>
+        <w:rPr>
+          <w:rFonts w:ascii="Georgia" w:hAnsi="Georgia"/>
+          <w:sz w:val="22"/>
+        </w:rPr>
+        <w:t>Because what is full of itself has no room for grace. The impressive brothers fail in the tales for the same reason the Pharisee fails in the parable: self-sufficiency is the one disqualification. Notice where these people are standing. The youngest son, the fool, the widow, the leper: every one of them lives at the margin, and Scripture keeps moving the margin to the center. The stone the builders rejected did not stay in the ditch. "My grace is sufficient for you, for my power is made perfect in weakness." 2 Corinthians 12:9. God's preference for the overlooked is not sentimentality; it is where his strength shows undiluted. And the pattern's summit: the King himself came from Nazareth, born in the least of the clans of Judah, despised and rejected. The Least Likely One was the Hero all along.</w:t>
+      </w:r>
+      <w:r>
+        <w:rPr>
+          <w:rFonts w:ascii="Georgia" w:hAnsi="Georgia"/>
+          <w:sz w:val="22"/>
+        </w:rPr>
+        <w:t xml:space="preserve"> Teaching cue: The projected slide now carries three short thoughts. Use this fuller explanation aloud within the existing time allocation.</w:t>
+      </w:r>
+    </w:p>
+    <w:p>
+      <w:bookmarkStart w:id="1010" w:name="s09_you_are_not_disqualified"/>
       <w:pPr>
         <w:spacing w:after="160" w:line="300"/>
       </w:pPr>
@@ -720,8 +769,10 @@
         </w:rPr>
         <w:t xml:space="preserve">Name the private disqualification list out loud: too old, too young, too ordinary, too far gone, too late. Then cross it out with 1 Corinthians 1. The question is never whether you are impressive; it is whether you are willing.</w:t>
       </w:r>
-    </w:p>
-    <w:p>
+      <w:bookmarkEnd w:id="1010"/>
+    </w:p>
+    <w:p>
+      <w:bookmarkStart w:id="1011" w:name="s09_the_overlooked_ones"/>
       <w:pPr>
         <w:spacing w:after="160" w:line="300"/>
       </w:pPr>
@@ -743,8 +794,17 @@
         </w:rPr>
         <w:t xml:space="preserve">The first Deeper question is the one that matters and the one people will dodge with a joke. Let the silence sit after you ask it; someone will eventually say the true thing, and the room will change when they do. Then do not skip the second Deeper, because it is what keeps the session from curving inward: having heard that God sees the overlooked, the class is asked who they have been overlooking. Push for a name, even a silent one, and for one action attached to it this week.</w:t>
       </w:r>
-    </w:p>
-    <w:p>
+      <w:bookmarkEnd w:id="1011"/>
+      <w:r>
+        <w:rPr>
+          <w:rFonts w:ascii="Georgia" w:hAnsi="Georgia"/>
+          <w:sz w:val="22"/>
+        </w:rPr>
+        <w:t xml:space="preserve"> Presentation cue: Questions appear one at a time on this same numbered slide. Next and Back move between questions before changing slides. Use Show all to choose from the full set, then Show one to focus the room. Keep the existing discussion time; you do not need to ask every question.</w:t>
+      </w:r>
+    </w:p>
+    <w:p>
+      <w:bookmarkStart w:id="1012" w:name="s09_the_one_nobody_chose_is_the_one_god_"/>
       <w:pPr>
         <w:spacing w:after="160" w:line="300"/>
       </w:pPr>
@@ -766,6 +826,7 @@
         </w:rPr>
         <w:t xml:space="preserve">The one nobody chose is the one God chooses. Close in prayer for the overlooked, in the room and outside it.</w:t>
       </w:r>
+      <w:bookmarkEnd w:id="1012"/>
     </w:p>
     <w:p>
       <w:pPr>
